--- a/Quiz/Lecture 12-13 Quiz.docx
+++ b/Quiz/Lecture 12-13 Quiz.docx
@@ -204,15 +204,7 @@
         <w:spacing w:line="240" w:lineRule="auto"/>
       </w:pPr>
       <w:r>
-        <w:t xml:space="preserve">A. It chooses which </w:t>
-      </w:r>
-      <w:proofErr w:type="gramStart"/>
-      <w:r>
-        <w:t>routing</w:t>
-      </w:r>
-      <w:proofErr w:type="gramEnd"/>
-      <w:r>
-        <w:t xml:space="preserve"> paths packets follow</w:t>
+        <w:t>A. It chooses which routing paths packets follow</w:t>
       </w:r>
     </w:p>
     <w:p>
@@ -504,10 +496,7 @@
         <w:t xml:space="preserve">C. Packet loss detected via missing </w:t>
       </w:r>
       <w:r>
-        <w:t xml:space="preserve">ACKs or receiving </w:t>
-      </w:r>
-      <w:r>
-        <w:t>multiple duplicate ACKs</w:t>
+        <w:t>ACKs or receiving multiple duplicate ACKs</w:t>
       </w:r>
     </w:p>
     <w:p>
@@ -533,18 +522,74 @@
     </w:p>
     <w:p>
       <w:pPr>
+        <w:spacing w:after="0"/>
+      </w:pPr>
+      <w:r>
+        <w:t>8</w:t>
+      </w:r>
+      <w:r>
+        <w:t>. Why can opening many parallel TCP connections be considered a cheating strategy?</w:t>
+      </w:r>
+    </w:p>
+    <w:p>
+      <w:pPr>
+        <w:pStyle w:val="ListBullet"/>
+        <w:numPr>
+          <w:ilvl w:val="0"/>
+          <w:numId w:val="0"/>
+        </w:numPr>
+      </w:pPr>
+      <w:r>
+        <w:t>A. Because TCP shares bandwidth per host rather than per connection, so multiple connections are treated as one</w:t>
+      </w:r>
+    </w:p>
+    <w:p>
+      <w:pPr>
+        <w:pStyle w:val="ListBullet"/>
+        <w:numPr>
+          <w:ilvl w:val="0"/>
+          <w:numId w:val="0"/>
+        </w:numPr>
+      </w:pPr>
+      <w:r>
+        <w:t>B. Because each connection receives its own share of bandwidth, so a user with many connections captures more total bandwidth than a user with one</w:t>
+      </w:r>
+    </w:p>
+    <w:p>
+      <w:pPr>
+        <w:pStyle w:val="ListBullet"/>
+        <w:numPr>
+          <w:ilvl w:val="0"/>
+          <w:numId w:val="0"/>
+        </w:numPr>
+      </w:pPr>
+      <w:r>
+        <w:t>C. Because routers automatically deprioritize packets from users with multiple simultaneous flows</w:t>
+      </w:r>
+    </w:p>
+    <w:p>
+      <w:pPr>
+        <w:pStyle w:val="ListBullet"/>
+        <w:numPr>
+          <w:ilvl w:val="0"/>
+          <w:numId w:val="0"/>
+        </w:numPr>
+      </w:pPr>
+      <w:r>
+        <w:t>D. Because duplicate ACK detection is disabled across parallel connections</w:t>
+      </w:r>
+    </w:p>
+    <w:p>
+      <w:r>
+        <w:t>ANS:</w:t>
+      </w:r>
+    </w:p>
+    <w:p>
+      <w:pPr>
         <w:spacing w:after="0" w:line="240" w:lineRule="auto"/>
       </w:pPr>
       <w:r>
-        <w:t xml:space="preserve">8. Which is </w:t>
-      </w:r>
-      <w:proofErr w:type="gramStart"/>
-      <w:r>
-        <w:t>a key</w:t>
-      </w:r>
-      <w:proofErr w:type="gramEnd"/>
-      <w:r>
-        <w:t xml:space="preserve"> downside of using delay-based congestion detection compared to loss-based detection?</w:t>
+        <w:t>9. What is the main purpose of TCP slow start?</w:t>
       </w:r>
     </w:p>
     <w:p>
@@ -557,7 +602,7 @@
         <w:spacing w:line="240" w:lineRule="auto"/>
       </w:pPr>
       <w:r>
-        <w:t>A. Delay-based schemes cannot react to congestion</w:t>
+        <w:t>A. Keep the window small to minimize queuing delay</w:t>
       </w:r>
     </w:p>
     <w:p>
@@ -570,15 +615,13 @@
         <w:spacing w:line="240" w:lineRule="auto"/>
       </w:pPr>
       <w:r>
-        <w:t xml:space="preserve">B. Packet </w:t>
-      </w:r>
-      <w:proofErr w:type="gramStart"/>
-      <w:r>
-        <w:t>delay</w:t>
-      </w:r>
-      <w:proofErr w:type="gramEnd"/>
-      <w:r>
-        <w:t xml:space="preserve"> can vary for reasons other than queue buildup</w:t>
+        <w:t>B. Quickly discover an approximate available bandwidth starting from a low</w:t>
+      </w:r>
+      <w:r>
+        <w:t xml:space="preserve"> sending</w:t>
+      </w:r>
+      <w:r>
+        <w:t xml:space="preserve"> rate</w:t>
       </w:r>
     </w:p>
     <w:p>
@@ -591,7 +634,7 @@
         <w:spacing w:line="240" w:lineRule="auto"/>
       </w:pPr>
       <w:r>
-        <w:t>C. Delay measurements require changes to packet headers</w:t>
+        <w:t>C. Guarantee fairness between flows of different RTTs</w:t>
       </w:r>
     </w:p>
     <w:p>
@@ -604,7 +647,7 @@
         <w:spacing w:line="240" w:lineRule="auto"/>
       </w:pPr>
       <w:r>
-        <w:t>D. Delay-based schemes cannot support high-speed links</w:t>
+        <w:t>D. Prevent all packet loss during connection startup</w:t>
       </w:r>
     </w:p>
     <w:p>
@@ -620,7 +663,7 @@
         <w:spacing w:after="0" w:line="240" w:lineRule="auto"/>
       </w:pPr>
       <w:r>
-        <w:t>9. What is the main purpose of TCP slow start?</w:t>
+        <w:t>10. In slow start, what rate-adjustment behavior causes the window to grow exponentially?</w:t>
       </w:r>
     </w:p>
     <w:p>
@@ -633,7 +676,7 @@
         <w:spacing w:line="240" w:lineRule="auto"/>
       </w:pPr>
       <w:r>
-        <w:t>A. Keep the window small to minimize queuing delay</w:t>
+        <w:t>A. Adding a fixed number of packets to CWND each RTT</w:t>
       </w:r>
     </w:p>
     <w:p>
@@ -646,13 +689,7 @@
         <w:spacing w:line="240" w:lineRule="auto"/>
       </w:pPr>
       <w:r>
-        <w:t>B. Quickly discover an approximate available bandwidth starting from a low</w:t>
-      </w:r>
-      <w:r>
-        <w:t xml:space="preserve"> sending</w:t>
-      </w:r>
-      <w:r>
-        <w:t xml:space="preserve"> rate</w:t>
+        <w:t>B. Halving CWND on every ACK</w:t>
       </w:r>
     </w:p>
     <w:p>
@@ -665,7 +702,7 @@
         <w:spacing w:line="240" w:lineRule="auto"/>
       </w:pPr>
       <w:r>
-        <w:t>C. Guarantee fairness between flows of different RTTs</w:t>
+        <w:t>C. Doubling CWND every RTT by adding one packet per ACK in that RTT</w:t>
       </w:r>
     </w:p>
     <w:p>
@@ -678,7 +715,7 @@
         <w:spacing w:line="240" w:lineRule="auto"/>
       </w:pPr>
       <w:r>
-        <w:t>D. Prevent all packet loss during connection startup</w:t>
+        <w:t>D. Keeping CWND constant and only adjusting the timeout</w:t>
       </w:r>
     </w:p>
     <w:p>
@@ -694,7 +731,7 @@
         <w:spacing w:after="0" w:line="240" w:lineRule="auto"/>
       </w:pPr>
       <w:r>
-        <w:t>10. In slow start, what rate-adjustment behavior causes the window to grow exponentially?</w:t>
+        <w:t>11. What distinguishes AIMD from AIAD, MIAD, and MIMD in the fairness analysis?</w:t>
       </w:r>
     </w:p>
     <w:p>
@@ -707,7 +744,7 @@
         <w:spacing w:line="240" w:lineRule="auto"/>
       </w:pPr>
       <w:r>
-        <w:t>A. Adding a fixed number of packets to CWND each RTT</w:t>
+        <w:t>A. AIMD always keeps CWND fixed while the others change it</w:t>
       </w:r>
     </w:p>
     <w:p>
@@ -720,7 +757,7 @@
         <w:spacing w:line="240" w:lineRule="auto"/>
       </w:pPr>
       <w:r>
-        <w:t>B. Halving CWND on every ACK</w:t>
+        <w:t>B. AIMD is the only scheme that converges to a fair allocation</w:t>
       </w:r>
     </w:p>
     <w:p>
@@ -733,7 +770,7 @@
         <w:spacing w:line="240" w:lineRule="auto"/>
       </w:pPr>
       <w:r>
-        <w:t>C. Doubling CWND every RTT by adding one packet per ACK in that RTT</w:t>
+        <w:t>C. AIMD guarantees zero loss while others do not</w:t>
       </w:r>
     </w:p>
     <w:p>
@@ -746,7 +783,7 @@
         <w:spacing w:line="240" w:lineRule="auto"/>
       </w:pPr>
       <w:r>
-        <w:t>D. Keeping CWND constant and only adjusting the timeout</w:t>
+        <w:t>D. AIMD is the only scheme that can be implemented at routers</w:t>
       </w:r>
     </w:p>
     <w:p>
@@ -762,7 +799,7 @@
         <w:spacing w:after="0" w:line="240" w:lineRule="auto"/>
       </w:pPr>
       <w:r>
-        <w:t>11. What distinguishes AIMD from AIAD, MIAD, and MIMD in the fairness analysis?</w:t>
+        <w:t>12. In the two-flow rate-adjustment graph, what does the "efficiency line" X + Y = C represent?</w:t>
       </w:r>
     </w:p>
     <w:p>
@@ -775,7 +812,7 @@
         <w:spacing w:line="240" w:lineRule="auto"/>
       </w:pPr>
       <w:r>
-        <w:t>A. AIMD always keeps CWND fixed while the others change it</w:t>
+        <w:t>A. The set of allocations where one flow gets all bandwidth</w:t>
       </w:r>
     </w:p>
     <w:p>
@@ -788,15 +825,10 @@
         <w:spacing w:line="240" w:lineRule="auto"/>
       </w:pPr>
       <w:r>
-        <w:t xml:space="preserve">B. AIMD is the only scheme that converges </w:t>
-      </w:r>
-      <w:proofErr w:type="gramStart"/>
-      <w:r>
-        <w:t>to</w:t>
-      </w:r>
-      <w:proofErr w:type="gramEnd"/>
-      <w:r>
-        <w:t xml:space="preserve"> a fair allocation</w:t>
+        <w:t>B. Allocations where total used bandwidth equals link capacity</w:t>
+      </w:r>
+      <w:r>
+        <w:t xml:space="preserve"> (full utilization of the link)</w:t>
       </w:r>
     </w:p>
     <w:p>
@@ -809,7 +841,7 @@
         <w:spacing w:line="240" w:lineRule="auto"/>
       </w:pPr>
       <w:r>
-        <w:t>C. AIMD guarantees zero loss while others do not</w:t>
+        <w:t>C. Allocations with minimal delay and no loss</w:t>
       </w:r>
     </w:p>
     <w:p>
@@ -822,7 +854,7 @@
         <w:spacing w:line="240" w:lineRule="auto"/>
       </w:pPr>
       <w:r>
-        <w:t>D. AIMD is the only scheme that can be implemented at routers</w:t>
+        <w:t>D. Allocations that are guaranteed fair</w:t>
       </w:r>
     </w:p>
     <w:p>
@@ -830,15 +862,129 @@
         <w:spacing w:line="240" w:lineRule="auto"/>
       </w:pPr>
       <w:r>
+        <w:lastRenderedPageBreak/>
         <w:t>ANS:</w:t>
       </w:r>
     </w:p>
     <w:p>
       <w:pPr>
+        <w:spacing w:after="0"/>
+      </w:pPr>
+      <w:r>
+        <w:t>13. What is a major benefit of Explicit Congestion Notification (ECN) over pure loss-based congestion signaling?</w:t>
+      </w:r>
+    </w:p>
+    <w:p>
+      <w:pPr>
+        <w:pStyle w:val="ListBullet"/>
+        <w:spacing w:after="0"/>
+      </w:pPr>
+      <w:r>
+        <w:t>A. It guarantees zero queueing delay on all links</w:t>
+      </w:r>
+    </w:p>
+    <w:p>
+      <w:pPr>
+        <w:pStyle w:val="ListBullet"/>
+        <w:spacing w:after="0"/>
+      </w:pPr>
+      <w:r>
+        <w:t>B. It lets routers warn senders about congestion before queues overflow and packets are dropped</w:t>
+      </w:r>
+    </w:p>
+    <w:p>
+      <w:pPr>
+        <w:pStyle w:val="ListBullet"/>
+        <w:spacing w:after="0"/>
+      </w:pPr>
+      <w:r>
+        <w:t>C. It removes the need for ACKs entirely</w:t>
+      </w:r>
+    </w:p>
+    <w:p>
+      <w:pPr>
+        <w:pStyle w:val="ListBullet"/>
+        <w:spacing w:after="0"/>
+      </w:pPr>
+      <w:r>
+        <w:t>D. It makes TCP throughput completely independent of RTT</w:t>
+      </w:r>
+    </w:p>
+    <w:p>
+      <w:pPr>
+        <w:spacing w:before="240"/>
+      </w:pPr>
+      <w:r>
+        <w:t>ANS:</w:t>
+      </w:r>
+    </w:p>
+    <w:p>
+      <w:pPr>
+        <w:spacing w:after="0"/>
+      </w:pPr>
+      <w:r>
+        <w:t>14. Why can opening many parallel TCP connections be considered a cheating strategy?</w:t>
+      </w:r>
+    </w:p>
+    <w:p>
+      <w:pPr>
+        <w:pStyle w:val="ListBullet"/>
+        <w:numPr>
+          <w:ilvl w:val="0"/>
+          <w:numId w:val="0"/>
+        </w:numPr>
+      </w:pPr>
+      <w:r>
+        <w:t>A. Because TCP shares bandwidth per host rather than per connection, so multiple connections are treated as one</w:t>
+      </w:r>
+    </w:p>
+    <w:p>
+      <w:pPr>
+        <w:pStyle w:val="ListBullet"/>
+        <w:numPr>
+          <w:ilvl w:val="0"/>
+          <w:numId w:val="0"/>
+        </w:numPr>
+      </w:pPr>
+      <w:r>
+        <w:t>B. Because each connection receives its own share of bandwidth, so a user with many connections captures more total bandwidth than a user with one</w:t>
+      </w:r>
+    </w:p>
+    <w:p>
+      <w:pPr>
+        <w:pStyle w:val="ListBullet"/>
+        <w:numPr>
+          <w:ilvl w:val="0"/>
+          <w:numId w:val="0"/>
+        </w:numPr>
+      </w:pPr>
+      <w:r>
+        <w:t>C. Because routers automatically deprioritize packets from users with multiple simultaneous flows</w:t>
+      </w:r>
+    </w:p>
+    <w:p>
+      <w:pPr>
+        <w:pStyle w:val="ListBullet"/>
+        <w:numPr>
+          <w:ilvl w:val="0"/>
+          <w:numId w:val="0"/>
+        </w:numPr>
+      </w:pPr>
+      <w:r>
+        <w:t>D. Because duplicate ACK detection is disabled across parallel connections</w:t>
+      </w:r>
+    </w:p>
+    <w:p>
+      <w:r>
+        <w:t>ANS:</w:t>
+      </w:r>
+    </w:p>
+    <w:p>
+      <w:pPr>
         <w:spacing w:after="0" w:line="240" w:lineRule="auto"/>
       </w:pPr>
       <w:r>
-        <w:t>12. In the two-flow rate-adjustment graph, what does the "efficiency line" X + Y = C represent?</w:t>
+        <w:t>15. In AIMD, what happens to the difference between two flows’ rates when both decrease on loss?</w:t>
       </w:r>
     </w:p>
     <w:p>
@@ -851,7 +997,7 @@
         <w:spacing w:line="240" w:lineRule="auto"/>
       </w:pPr>
       <w:r>
-        <w:t>A. The set of allocations where one flow gets all bandwidth</w:t>
+        <w:t>A. The difference doubles</w:t>
       </w:r>
     </w:p>
     <w:p>
@@ -864,16 +1010,7 @@
         <w:spacing w:line="240" w:lineRule="auto"/>
       </w:pPr>
       <w:r>
-        <w:t>B. Allocations where total used bandwidth equals link capacity</w:t>
-      </w:r>
-      <w:r>
-        <w:t xml:space="preserve"> (</w:t>
-      </w:r>
-      <w:r>
-        <w:t>full utilization of the link</w:t>
-      </w:r>
-      <w:r>
-        <w:t>)</w:t>
+        <w:t>B. The difference stays the same</w:t>
       </w:r>
     </w:p>
     <w:p>
@@ -886,7 +1023,7 @@
         <w:spacing w:line="240" w:lineRule="auto"/>
       </w:pPr>
       <w:r>
-        <w:t>C. Allocations with minimal delay and no loss</w:t>
+        <w:t>C. The difference halves</w:t>
       </w:r>
     </w:p>
     <w:p>
@@ -899,7 +1036,7 @@
         <w:spacing w:line="240" w:lineRule="auto"/>
       </w:pPr>
       <w:r>
-        <w:t>D. Allocations that are guaranteed fair</w:t>
+        <w:t>D. The difference becomes zero immediately</w:t>
       </w:r>
     </w:p>
     <w:p>
@@ -912,63 +1049,51 @@
     </w:p>
     <w:p>
       <w:pPr>
-        <w:spacing w:after="0"/>
-      </w:pPr>
-      <w:r>
-        <w:lastRenderedPageBreak/>
-        <w:t>13</w:t>
-      </w:r>
-      <w:r>
-        <w:t xml:space="preserve">. What is </w:t>
-      </w:r>
-      <w:proofErr w:type="gramStart"/>
-      <w:r>
-        <w:t>a major</w:t>
-      </w:r>
-      <w:proofErr w:type="gramEnd"/>
-      <w:r>
-        <w:t xml:space="preserve"> benefit of Explicit Congestion Notification (ECN) over pure loss-based congestion signaling?</w:t>
+        <w:spacing w:after="0" w:line="240" w:lineRule="auto"/>
+      </w:pPr>
+      <w:r>
+        <w:t>16. In the event-driven TCP model, which events cause CWND updates?</w:t>
       </w:r>
     </w:p>
     <w:p>
       <w:pPr>
         <w:pStyle w:val="ListBullet"/>
-        <w:spacing w:after="0"/>
-      </w:pPr>
-      <w:r>
-        <w:t>A. It guarantees zero queueing delay on all links</w:t>
+        <w:spacing w:line="240" w:lineRule="auto"/>
+      </w:pPr>
+      <w:r>
+        <w:t>A. New ACKs only</w:t>
       </w:r>
     </w:p>
     <w:p>
       <w:pPr>
         <w:pStyle w:val="ListBullet"/>
-        <w:spacing w:after="0"/>
-      </w:pPr>
-      <w:r>
-        <w:t>B. It lets routers warn senders about congestion before queues overflow and packets are dropped</w:t>
+        <w:spacing w:line="240" w:lineRule="auto"/>
+      </w:pPr>
+      <w:r>
+        <w:t>B. New ACKs and duplicate ACKs only</w:t>
       </w:r>
     </w:p>
     <w:p>
       <w:pPr>
         <w:pStyle w:val="ListBullet"/>
-        <w:spacing w:after="0"/>
-      </w:pPr>
-      <w:r>
-        <w:t>C. It removes the need for ACKs entirely</w:t>
+        <w:spacing w:line="240" w:lineRule="auto"/>
+      </w:pPr>
+      <w:r>
+        <w:t>C. New ACKs, duplicate ACKs, and timeout events</w:t>
       </w:r>
     </w:p>
     <w:p>
       <w:pPr>
         <w:pStyle w:val="ListBullet"/>
-        <w:spacing w:after="0"/>
-      </w:pPr>
-      <w:r>
-        <w:t>D. It makes TCP throughput completely independent of RTT</w:t>
-      </w:r>
-    </w:p>
-    <w:p>
-      <w:pPr>
-        <w:spacing w:before="240"/>
+        <w:spacing w:line="240" w:lineRule="auto"/>
+      </w:pPr>
+      <w:r>
+        <w:t>D. Routing updates and ARP replies</w:t>
+      </w:r>
+    </w:p>
+    <w:p>
+      <w:pPr>
+        <w:spacing w:line="240" w:lineRule="auto"/>
       </w:pPr>
       <w:r>
         <w:t>ANS:</w:t>
@@ -976,90 +1101,10 @@
     </w:p>
     <w:p>
       <w:pPr>
-        <w:spacing w:after="0"/>
-      </w:pPr>
-      <w:r>
-        <w:t>14</w:t>
-      </w:r>
-      <w:r>
-        <w:t>. Why can opening many parallel TCP connections be considered a cheating strategy?</w:t>
-      </w:r>
-    </w:p>
-    <w:p>
-      <w:pPr>
-        <w:pStyle w:val="ListBullet"/>
-        <w:numPr>
-          <w:ilvl w:val="0"/>
-          <w:numId w:val="0"/>
-        </w:numPr>
-      </w:pPr>
-      <w:r>
-        <w:t xml:space="preserve">A. Because TCP shares </w:t>
-      </w:r>
-      <w:proofErr w:type="gramStart"/>
-      <w:r>
-        <w:t>bandwidth per host</w:t>
-      </w:r>
-      <w:proofErr w:type="gramEnd"/>
-      <w:r>
-        <w:t xml:space="preserve"> rather than per connection, so multiple connections are treated as one</w:t>
-      </w:r>
-    </w:p>
-    <w:p>
-      <w:pPr>
-        <w:pStyle w:val="ListBullet"/>
-        <w:numPr>
-          <w:ilvl w:val="0"/>
-          <w:numId w:val="0"/>
-        </w:numPr>
-      </w:pPr>
-      <w:r>
-        <w:t xml:space="preserve">B. Because each connection receives its own share of </w:t>
-      </w:r>
-      <w:proofErr w:type="gramStart"/>
-      <w:r>
-        <w:t>bandwidth, so</w:t>
-      </w:r>
-      <w:proofErr w:type="gramEnd"/>
-      <w:r>
-        <w:t xml:space="preserve"> a user with many connections captures more total bandwidth than a user with one</w:t>
-      </w:r>
-    </w:p>
-    <w:p>
-      <w:pPr>
-        <w:pStyle w:val="ListBullet"/>
-        <w:numPr>
-          <w:ilvl w:val="0"/>
-          <w:numId w:val="0"/>
-        </w:numPr>
-      </w:pPr>
-      <w:r>
-        <w:t>C. Because routers automatically deprioritize packets from users with multiple simultaneous flows</w:t>
-      </w:r>
-    </w:p>
-    <w:p>
-      <w:pPr>
-        <w:pStyle w:val="ListBullet"/>
-        <w:numPr>
-          <w:ilvl w:val="0"/>
-          <w:numId w:val="0"/>
-        </w:numPr>
-      </w:pPr>
-      <w:r>
-        <w:t>D. Because duplicate ACK detection is disabled across parallel connections</w:t>
-      </w:r>
-    </w:p>
-    <w:p>
-      <w:r>
-        <w:t>ANS:</w:t>
-      </w:r>
-    </w:p>
-    <w:p>
-      <w:pPr>
         <w:spacing w:after="0" w:line="240" w:lineRule="auto"/>
       </w:pPr>
       <w:r>
-        <w:t>15. In AIMD, what happens to the difference between two flows’ rates when both decrease on loss?</w:t>
+        <w:t>17. During event-driven slow start, why does CWND effectively double every RTT?</w:t>
       </w:r>
     </w:p>
     <w:p>
@@ -1072,7 +1117,7 @@
         <w:spacing w:line="240" w:lineRule="auto"/>
       </w:pPr>
       <w:r>
-        <w:t>A. The difference doubles</w:t>
+        <w:t>A. The sender doubles CWND whenever a timeout occurs</w:t>
       </w:r>
     </w:p>
     <w:p>
@@ -1085,7 +1130,7 @@
         <w:spacing w:line="240" w:lineRule="auto"/>
       </w:pPr>
       <w:r>
-        <w:t>B. The difference stays the same</w:t>
+        <w:t>B. Each ACK both frees one packet in the window and increments CWND by one, allowing two packets to be sent per ACK</w:t>
       </w:r>
     </w:p>
     <w:p>
@@ -1098,7 +1143,7 @@
         <w:spacing w:line="240" w:lineRule="auto"/>
       </w:pPr>
       <w:r>
-        <w:t>C. The difference halves</w:t>
+        <w:t>C. The receiver explicitly sends its desired window size each RTT</w:t>
       </w:r>
     </w:p>
     <w:p>
@@ -1111,7 +1156,7 @@
         <w:spacing w:line="240" w:lineRule="auto"/>
       </w:pPr>
       <w:r>
-        <w:t>D. The difference becomes zero immediately</w:t>
+        <w:t>D. The router increases the rate field in packet headers</w:t>
       </w:r>
     </w:p>
     <w:p>
@@ -1127,59 +1172,8 @@
         <w:spacing w:after="0" w:line="240" w:lineRule="auto"/>
       </w:pPr>
       <w:r>
-        <w:t>16. In the event-driven TCP model, which events cause CWND updates?</w:t>
-      </w:r>
-    </w:p>
-    <w:p>
-      <w:pPr>
-        <w:pStyle w:val="ListBullet"/>
-        <w:spacing w:line="240" w:lineRule="auto"/>
-      </w:pPr>
-      <w:r>
-        <w:t>A. New ACKs only</w:t>
-      </w:r>
-    </w:p>
-    <w:p>
-      <w:pPr>
-        <w:pStyle w:val="ListBullet"/>
-        <w:spacing w:line="240" w:lineRule="auto"/>
-      </w:pPr>
-      <w:r>
-        <w:t>B. New ACKs and duplicate ACKs only</w:t>
-      </w:r>
-    </w:p>
-    <w:p>
-      <w:pPr>
-        <w:pStyle w:val="ListBullet"/>
-        <w:spacing w:line="240" w:lineRule="auto"/>
-      </w:pPr>
-      <w:r>
-        <w:t>C. New ACKs, duplicate ACKs, and timeout events</w:t>
-      </w:r>
-    </w:p>
-    <w:p>
-      <w:pPr>
-        <w:pStyle w:val="ListBullet"/>
-        <w:spacing w:line="240" w:lineRule="auto"/>
-      </w:pPr>
-      <w:r>
-        <w:t>D. Routing updates and ARP replies</w:t>
-      </w:r>
-    </w:p>
-    <w:p>
-      <w:pPr>
-        <w:spacing w:line="240" w:lineRule="auto"/>
-      </w:pPr>
-      <w:r>
-        <w:t>ANS:</w:t>
-      </w:r>
-    </w:p>
-    <w:p>
-      <w:pPr>
-        <w:spacing w:after="0" w:line="240" w:lineRule="auto"/>
-      </w:pPr>
-      <w:r>
-        <w:t>17. During event-driven slow start, why does CWND effectively double every RTT?</w:t>
+        <w:lastRenderedPageBreak/>
+        <w:t>18. What role does SSTHRESH play in TCP congestion control?</w:t>
       </w:r>
     </w:p>
     <w:p>
@@ -1192,7 +1186,7 @@
         <w:spacing w:line="240" w:lineRule="auto"/>
       </w:pPr>
       <w:r>
-        <w:t>A. The sender doubles CWND whenever a timeout occurs</w:t>
+        <w:t>A. It stores the maximum allowed RTT</w:t>
       </w:r>
     </w:p>
     <w:p>
@@ -1205,7 +1199,7 @@
         <w:spacing w:line="240" w:lineRule="auto"/>
       </w:pPr>
       <w:r>
-        <w:t>B. Each ACK both frees one packet in the window and increments CWND by one, allowing two packets to be sent per ACK</w:t>
+        <w:t>B. It records the last observed loss rate</w:t>
       </w:r>
     </w:p>
     <w:p>
@@ -1218,7 +1212,7 @@
         <w:spacing w:line="240" w:lineRule="auto"/>
       </w:pPr>
       <w:r>
-        <w:t>C. The receiver explicitly sends its desired window size each RTT</w:t>
+        <w:t>C. It remembers a "safe" window size where slow start should stop and AIMD should begin</w:t>
       </w:r>
     </w:p>
     <w:p>
@@ -1231,7 +1225,7 @@
         <w:spacing w:line="240" w:lineRule="auto"/>
       </w:pPr>
       <w:r>
-        <w:t>D. The router increases the rate field in packet headers</w:t>
+        <w:t>D. It indicates the number of duplicate ACKs seen so far</w:t>
       </w:r>
     </w:p>
     <w:p>
@@ -1247,7 +1241,13 @@
         <w:spacing w:after="0" w:line="240" w:lineRule="auto"/>
       </w:pPr>
       <w:r>
-        <w:t>18. What role does SSTHRESH play in TCP congestion control?</w:t>
+        <w:t xml:space="preserve">19. In </w:t>
+      </w:r>
+      <w:r>
+        <w:t xml:space="preserve">the </w:t>
+      </w:r>
+      <w:r>
+        <w:t>fast-recovery example, what is the main problem with naive CWND halving after an isolated loss?</w:t>
       </w:r>
     </w:p>
     <w:p>
@@ -1260,7 +1260,7 @@
         <w:spacing w:line="240" w:lineRule="auto"/>
       </w:pPr>
       <w:r>
-        <w:t>A. It stores the maximum allowed RTT</w:t>
+        <w:t>A. It causes persistent routing loops</w:t>
       </w:r>
     </w:p>
     <w:p>
@@ -1273,8 +1273,7 @@
         <w:spacing w:line="240" w:lineRule="auto"/>
       </w:pPr>
       <w:r>
-        <w:lastRenderedPageBreak/>
-        <w:t>B. It records the last observed loss rate</w:t>
+        <w:t>B. It forces the sender to stop sending until the retransmission is fully acknowledged</w:t>
       </w:r>
     </w:p>
     <w:p>
@@ -1287,7 +1286,7 @@
         <w:spacing w:line="240" w:lineRule="auto"/>
       </w:pPr>
       <w:r>
-        <w:t>C. It remembers a "safe" window size where slow start should stop and AIMD should begin</w:t>
+        <w:t>C. It increases the number of corrupt packets</w:t>
       </w:r>
     </w:p>
     <w:p>
@@ -1300,7 +1299,7 @@
         <w:spacing w:line="240" w:lineRule="auto"/>
       </w:pPr>
       <w:r>
-        <w:t>D. It indicates the number of duplicate ACKs seen so far</w:t>
+        <w:t>D. It makes duplicate ACKs impossible</w:t>
       </w:r>
     </w:p>
     <w:p>
@@ -1316,13 +1315,7 @@
         <w:spacing w:after="0" w:line="240" w:lineRule="auto"/>
       </w:pPr>
       <w:r>
-        <w:t xml:space="preserve">19. In </w:t>
-      </w:r>
-      <w:r>
-        <w:t xml:space="preserve">the </w:t>
-      </w:r>
-      <w:r>
-        <w:t>fast-recovery example, what is the main problem with naive CWND halving after an isolated loss?</w:t>
+        <w:t>20. What key idea underlies fast recovery in TCP Reno/New Reno?</w:t>
       </w:r>
     </w:p>
     <w:p>
@@ -1335,7 +1328,7 @@
         <w:spacing w:line="240" w:lineRule="auto"/>
       </w:pPr>
       <w:r>
-        <w:t>A. It causes persistent routing loops</w:t>
+        <w:t>A. Use ECN bits to avoid all packet loss</w:t>
       </w:r>
     </w:p>
     <w:p>
@@ -1348,7 +1341,7 @@
         <w:spacing w:line="240" w:lineRule="auto"/>
       </w:pPr>
       <w:r>
-        <w:t>B. It forces the sender to stop sending until the retransmission is fully acknowledged</w:t>
+        <w:t>B. Grant temporary "credit" for each duplicate ACK to keep packets in flight</w:t>
       </w:r>
     </w:p>
     <w:p>
@@ -1361,7 +1354,7 @@
         <w:spacing w:line="240" w:lineRule="auto"/>
       </w:pPr>
       <w:r>
-        <w:t>C. It increases the number of corrupt packets</w:t>
+        <w:t>C. Reset CWND to 1 packet after every loss</w:t>
       </w:r>
     </w:p>
     <w:p>
@@ -1374,7 +1367,7 @@
         <w:spacing w:line="240" w:lineRule="auto"/>
       </w:pPr>
       <w:r>
-        <w:t>D. It makes duplicate ACKs impossible</w:t>
+        <w:t>D. Move congestion control into routers instead of hosts</w:t>
       </w:r>
     </w:p>
     <w:p>
@@ -1390,7 +1383,7 @@
         <w:spacing w:after="0" w:line="240" w:lineRule="auto"/>
       </w:pPr>
       <w:r>
-        <w:t>20. What key idea underlies fast recovery in TCP Reno/New Reno?</w:t>
+        <w:t>21. In the combined TCP-with-congestion-control logic, what happens on three duplicate ACKs?</w:t>
       </w:r>
     </w:p>
     <w:p>
@@ -1403,7 +1396,7 @@
         <w:spacing w:line="240" w:lineRule="auto"/>
       </w:pPr>
       <w:r>
-        <w:t>A. Use ECN bits to avoid all packet loss</w:t>
+        <w:t>A. CWND is set to 1 packet and slow start restarts</w:t>
       </w:r>
     </w:p>
     <w:p>
@@ -1416,7 +1409,7 @@
         <w:spacing w:line="240" w:lineRule="auto"/>
       </w:pPr>
       <w:r>
-        <w:t>B. Grant temporary "credit" for each duplicate ACK to keep packets in flight</w:t>
+        <w:t>B. SSTHRESH is set to CWND/2 and CWND is set to CWND/2 + 3, then the leftmost unacked packet is retransmitted</w:t>
       </w:r>
     </w:p>
     <w:p>
@@ -1429,7 +1422,7 @@
         <w:spacing w:line="240" w:lineRule="auto"/>
       </w:pPr>
       <w:r>
-        <w:t>C. Reset CWND to 1 packet after every loss</w:t>
+        <w:t>C. RTT estimation is reset and no retransmission is done</w:t>
       </w:r>
     </w:p>
     <w:p>
@@ -1442,7 +1435,7 @@
         <w:spacing w:line="240" w:lineRule="auto"/>
       </w:pPr>
       <w:r>
-        <w:t>D. Move congestion control into routers instead of hosts</w:t>
+        <w:t>D. The receiver increases its advertised window</w:t>
       </w:r>
     </w:p>
     <w:p>
@@ -1455,10 +1448,71 @@
     </w:p>
     <w:p>
       <w:pPr>
+        <w:spacing w:after="0"/>
+      </w:pPr>
+      <w:r>
+        <w:t>22. What is a major benefit of Explicit Congestion Notification (ECN) over pure loss-based congestion signaling?</w:t>
+      </w:r>
+    </w:p>
+    <w:p>
+      <w:pPr>
+        <w:pStyle w:val="ListBullet"/>
+        <w:numPr>
+          <w:ilvl w:val="0"/>
+          <w:numId w:val="0"/>
+        </w:numPr>
+      </w:pPr>
+      <w:r>
+        <w:t>A. It guarantees zero queueing delay on all links</w:t>
+      </w:r>
+    </w:p>
+    <w:p>
+      <w:pPr>
+        <w:pStyle w:val="ListBullet"/>
+        <w:numPr>
+          <w:ilvl w:val="0"/>
+          <w:numId w:val="0"/>
+        </w:numPr>
+      </w:pPr>
+      <w:r>
+        <w:t>B. It lets routers warn senders about congestion before queues overflow and packets are dropped</w:t>
+      </w:r>
+    </w:p>
+    <w:p>
+      <w:pPr>
+        <w:pStyle w:val="ListBullet"/>
+        <w:numPr>
+          <w:ilvl w:val="0"/>
+          <w:numId w:val="0"/>
+        </w:numPr>
+      </w:pPr>
+      <w:r>
+        <w:t>C. It removes the need for ACKs entirely</w:t>
+      </w:r>
+    </w:p>
+    <w:p>
+      <w:pPr>
+        <w:pStyle w:val="ListBullet"/>
+        <w:numPr>
+          <w:ilvl w:val="0"/>
+          <w:numId w:val="0"/>
+        </w:numPr>
+      </w:pPr>
+      <w:r>
+        <w:t>D. It makes TCP throughput completely independent of RTT</w:t>
+      </w:r>
+    </w:p>
+    <w:p>
+      <w:r>
+        <w:t>ANS:</w:t>
+      </w:r>
+    </w:p>
+    <w:p>
+      <w:pPr>
         <w:spacing w:after="0" w:line="240" w:lineRule="auto"/>
       </w:pPr>
       <w:r>
-        <w:t>21. In the combined TCP-with-congestion-control logic, what happens on three duplicate ACKs?</w:t>
+        <w:t>23. What simplifying assumption is made in the TCP throughput model about loss events?</w:t>
       </w:r>
     </w:p>
     <w:p>
@@ -1471,7 +1525,7 @@
         <w:spacing w:line="240" w:lineRule="auto"/>
       </w:pPr>
       <w:r>
-        <w:t>A. CWND is set to 1 packet and slow start restarts</w:t>
+        <w:t>A. Losses are random and independent of window size</w:t>
       </w:r>
     </w:p>
     <w:p>
@@ -1484,7 +1538,7 @@
         <w:spacing w:line="240" w:lineRule="auto"/>
       </w:pPr>
       <w:r>
-        <w:t>B. SSTHRESH is set to CWND/2 and CWND is set to CWND/2 + 3, then the leftmost unacked packet is retransmitted</w:t>
+        <w:t>B. Exactly one packet is lost whenever CWND exceeds a fixed Wmax</w:t>
       </w:r>
     </w:p>
     <w:p>
@@ -1497,7 +1551,7 @@
         <w:spacing w:line="240" w:lineRule="auto"/>
       </w:pPr>
       <w:r>
-        <w:t>C. RTT estimation is reset and no retransmission is done</w:t>
+        <w:t>C. Loss always happens in bursts of multiple packets</w:t>
       </w:r>
     </w:p>
     <w:p>
@@ -1510,7 +1564,7 @@
         <w:spacing w:line="240" w:lineRule="auto"/>
       </w:pPr>
       <w:r>
-        <w:t>D. The receiver increases its advertised window</w:t>
+        <w:t>D. Loss is caused only by link corruption, never congestion</w:t>
       </w:r>
     </w:p>
     <w:p>
@@ -1518,87 +1572,16 @@
         <w:spacing w:line="240" w:lineRule="auto"/>
       </w:pPr>
       <w:r>
+        <w:lastRenderedPageBreak/>
         <w:t>ANS:</w:t>
       </w:r>
     </w:p>
     <w:p>
       <w:pPr>
-        <w:spacing w:after="0"/>
-      </w:pPr>
-      <w:r>
-        <w:t>22</w:t>
-      </w:r>
-      <w:r>
-        <w:t xml:space="preserve">. What is </w:t>
-      </w:r>
-      <w:proofErr w:type="gramStart"/>
-      <w:r>
-        <w:t>a major</w:t>
-      </w:r>
-      <w:proofErr w:type="gramEnd"/>
-      <w:r>
-        <w:t xml:space="preserve"> benefit of Explicit Congestion Notification (ECN) over pure loss-based congestion signaling?</w:t>
-      </w:r>
-    </w:p>
-    <w:p>
-      <w:pPr>
-        <w:pStyle w:val="ListBullet"/>
-        <w:numPr>
-          <w:ilvl w:val="0"/>
-          <w:numId w:val="0"/>
-        </w:numPr>
-      </w:pPr>
-      <w:r>
-        <w:t>A. It guarantees zero queueing delay on all links</w:t>
-      </w:r>
-    </w:p>
-    <w:p>
-      <w:pPr>
-        <w:pStyle w:val="ListBullet"/>
-        <w:numPr>
-          <w:ilvl w:val="0"/>
-          <w:numId w:val="0"/>
-        </w:numPr>
-      </w:pPr>
-      <w:r>
-        <w:t>B. It lets routers warn senders about congestion before queues overflow and packets are dropped</w:t>
-      </w:r>
-    </w:p>
-    <w:p>
-      <w:pPr>
-        <w:pStyle w:val="ListBullet"/>
-        <w:numPr>
-          <w:ilvl w:val="0"/>
-          <w:numId w:val="0"/>
-        </w:numPr>
-      </w:pPr>
-      <w:r>
-        <w:t>C. It removes the need for ACKs entirely</w:t>
-      </w:r>
-    </w:p>
-    <w:p>
-      <w:pPr>
-        <w:pStyle w:val="ListBullet"/>
-        <w:numPr>
-          <w:ilvl w:val="0"/>
-          <w:numId w:val="0"/>
-        </w:numPr>
-      </w:pPr>
-      <w:r>
-        <w:t>D. It makes TCP throughput completely independent of RTT</w:t>
-      </w:r>
-    </w:p>
-    <w:p>
-      <w:r>
-        <w:t>ANS:</w:t>
-      </w:r>
-    </w:p>
-    <w:p>
-      <w:pPr>
         <w:spacing w:after="0" w:line="240" w:lineRule="auto"/>
       </w:pPr>
       <w:r>
-        <w:t>23. What simplifying assumption is made in the TCP throughput model about loss events?</w:t>
+        <w:t>24. Under the derived TCP throughput model, how does average window size relate to Wmax?</w:t>
       </w:r>
     </w:p>
     <w:p>
@@ -1611,7 +1594,7 @@
         <w:spacing w:line="240" w:lineRule="auto"/>
       </w:pPr>
       <w:r>
-        <w:t>A. Losses are random and independent of window size</w:t>
+        <w:t>A. It equals Wmax</w:t>
       </w:r>
     </w:p>
     <w:p>
@@ -1624,7 +1607,7 @@
         <w:spacing w:line="240" w:lineRule="auto"/>
       </w:pPr>
       <w:r>
-        <w:t>B. Exactly one packet is lost whenever CWND exceeds a fixed Wmax</w:t>
+        <w:t>B. It equals Wmax/2</w:t>
       </w:r>
     </w:p>
     <w:p>
@@ -1637,7 +1620,7 @@
         <w:spacing w:line="240" w:lineRule="auto"/>
       </w:pPr>
       <w:r>
-        <w:t>C. Loss always happens in bursts of multiple packets</w:t>
+        <w:t>C. It equals 3/4 · Wmax</w:t>
       </w:r>
     </w:p>
     <w:p>
@@ -1650,7 +1633,7 @@
         <w:spacing w:line="240" w:lineRule="auto"/>
       </w:pPr>
       <w:r>
-        <w:t>D. Loss is caused only by link corruption, never congestion</w:t>
+        <w:t>D. It equals 2 · Wmax</w:t>
       </w:r>
     </w:p>
     <w:p>
@@ -1658,7 +1641,7 @@
         <w:spacing w:line="240" w:lineRule="auto"/>
       </w:pPr>
       <w:r>
-        <w:t>ANS:</w:t>
+        <w:t xml:space="preserve">ANS: </w:t>
       </w:r>
     </w:p>
     <w:p>
@@ -1666,8 +1649,7 @@
         <w:spacing w:after="0" w:line="240" w:lineRule="auto"/>
       </w:pPr>
       <w:r>
-        <w:lastRenderedPageBreak/>
-        <w:t>24. Under the derived TCP throughput model, how does average window size relate to Wmax?</w:t>
+        <w:t>25. What key qualitative conclusion does the TCP throughput equation draw about flows with different RTTs?</w:t>
       </w:r>
     </w:p>
     <w:p>
@@ -1680,7 +1662,7 @@
         <w:spacing w:line="240" w:lineRule="auto"/>
       </w:pPr>
       <w:r>
-        <w:t>A. It equals Wmax</w:t>
+        <w:t>A. Throughput is independent of RTT, so all flows are RTT-fair</w:t>
       </w:r>
     </w:p>
     <w:p>
@@ -1693,7 +1675,7 @@
         <w:spacing w:line="240" w:lineRule="auto"/>
       </w:pPr>
       <w:r>
-        <w:t>B. It equals Wmax/2</w:t>
+        <w:t>B. Throughput is inversely proportional to RTT, so shorter RTT flows get more bandwidth</w:t>
       </w:r>
     </w:p>
     <w:p>
@@ -1706,7 +1688,7 @@
         <w:spacing w:line="240" w:lineRule="auto"/>
       </w:pPr>
       <w:r>
-        <w:t>C. It equals 3/4 · Wmax</w:t>
+        <w:t>C. Throughput is proportional to RTT squared</w:t>
       </w:r>
     </w:p>
     <w:p>
@@ -1719,7 +1701,7 @@
         <w:spacing w:line="240" w:lineRule="auto"/>
       </w:pPr>
       <w:r>
-        <w:t>D. It equals 2 · Wmax</w:t>
+        <w:t>D. RTT only affects slow start, not steady-state throughput</w:t>
       </w:r>
     </w:p>
     <w:p>
@@ -1727,7 +1709,7 @@
         <w:spacing w:line="240" w:lineRule="auto"/>
       </w:pPr>
       <w:r>
-        <w:t xml:space="preserve">ANS: </w:t>
+        <w:t>ANS:</w:t>
       </w:r>
     </w:p>
     <w:p>
@@ -1735,7 +1717,7 @@
         <w:spacing w:after="0" w:line="240" w:lineRule="auto"/>
       </w:pPr>
       <w:r>
-        <w:t>25. What key qualitative conclusion does the TCP throughput equation draw about flows with different RTTs?</w:t>
+        <w:t>26. Why do short TCP connections often suffer higher latency than long ones?</w:t>
       </w:r>
     </w:p>
     <w:p>
@@ -1748,7 +1730,7 @@
         <w:spacing w:line="240" w:lineRule="auto"/>
       </w:pPr>
       <w:r>
-        <w:t>A. Throughput is independent of RTT, so all flows are RTT-fair</w:t>
+        <w:t>A. They always traverse more congested paths</w:t>
       </w:r>
     </w:p>
     <w:p>
@@ -1761,7 +1743,10 @@
         <w:spacing w:line="240" w:lineRule="auto"/>
       </w:pPr>
       <w:r>
-        <w:t>B. Throughput is inversely proportional to RTT, so shorter RTT flows get more bandwidth</w:t>
+        <w:t>B. They spend most of their lifetime in slow start and may see timeouts instead of fast retransmit</w:t>
+      </w:r>
+      <w:r>
+        <w:t xml:space="preserve"> due to duplicate ACKs</w:t>
       </w:r>
     </w:p>
     <w:p>
@@ -1774,7 +1759,7 @@
         <w:spacing w:line="240" w:lineRule="auto"/>
       </w:pPr>
       <w:r>
-        <w:t>C. Throughput is proportional to RTT squared</w:t>
+        <w:t>C. Routers deprioritize short flows by default</w:t>
       </w:r>
     </w:p>
     <w:p>
@@ -1787,7 +1772,7 @@
         <w:spacing w:line="240" w:lineRule="auto"/>
       </w:pPr>
       <w:r>
-        <w:t>D. RTT only affects slow start, not steady-state throughput</w:t>
+        <w:t>D. They cannot use acknowledgments for reliability</w:t>
       </w:r>
     </w:p>
     <w:p>
@@ -1803,15 +1788,7 @@
         <w:spacing w:after="0" w:line="240" w:lineRule="auto"/>
       </w:pPr>
       <w:r>
-        <w:t xml:space="preserve">26. Why do short TCP connections often </w:t>
-      </w:r>
-      <w:proofErr w:type="gramStart"/>
-      <w:r>
-        <w:t>suffer</w:t>
-      </w:r>
-      <w:proofErr w:type="gramEnd"/>
-      <w:r>
-        <w:t xml:space="preserve"> higher latency than long ones?</w:t>
+        <w:t>27. What problem does bufferbloat create in TCP networks?</w:t>
       </w:r>
     </w:p>
     <w:p>
@@ -1824,7 +1801,7 @@
         <w:spacing w:line="240" w:lineRule="auto"/>
       </w:pPr>
       <w:r>
-        <w:t>A. They always traverse more congested paths</w:t>
+        <w:t>A. Extremely low utilization because queues are too small</w:t>
       </w:r>
     </w:p>
     <w:p>
@@ -1837,16 +1814,7 @@
         <w:spacing w:line="240" w:lineRule="auto"/>
       </w:pPr>
       <w:r>
-        <w:t>B. They spend most of their lifetime in slow start and may see timeouts instead of fast retransmit</w:t>
-      </w:r>
-      <w:r>
-        <w:t xml:space="preserve"> due to </w:t>
-      </w:r>
-      <w:r>
-        <w:t>duplicate ACK</w:t>
-      </w:r>
-      <w:r>
-        <w:t>s</w:t>
+        <w:t>B. Huge queues that add latency before loss signals arrive</w:t>
       </w:r>
     </w:p>
     <w:p>
@@ -1859,7 +1827,7 @@
         <w:spacing w:line="240" w:lineRule="auto"/>
       </w:pPr>
       <w:r>
-        <w:t>C. Routers deprioritize short flows by default</w:t>
+        <w:t>C. Inability to distinguish ACKs from data packets</w:t>
       </w:r>
     </w:p>
     <w:p>
@@ -1872,7 +1840,7 @@
         <w:spacing w:line="240" w:lineRule="auto"/>
       </w:pPr>
       <w:r>
-        <w:t>D. They cannot use acknowledgments for reliability</w:t>
+        <w:t>D. Excessive corruption due to noisy links</w:t>
       </w:r>
     </w:p>
     <w:p>
@@ -1888,7 +1856,7 @@
         <w:spacing w:after="0" w:line="240" w:lineRule="auto"/>
       </w:pPr>
       <w:r>
-        <w:t>27. What problem does bufferbloat create in TCP networks?</w:t>
+        <w:t>28. Which property of fair queuing is highlighted as a benefit over simple FIFO queues?</w:t>
       </w:r>
     </w:p>
     <w:p>
@@ -1901,7 +1869,7 @@
         <w:spacing w:line="240" w:lineRule="auto"/>
       </w:pPr>
       <w:r>
-        <w:t>A. Extremely low utilization because queues are too small</w:t>
+        <w:t>A. It guarantees zero congestion on all links</w:t>
       </w:r>
     </w:p>
     <w:p>
@@ -1914,7 +1882,7 @@
         <w:spacing w:line="240" w:lineRule="auto"/>
       </w:pPr>
       <w:r>
-        <w:t>B. Huge queues that add latency before loss signals arrive</w:t>
+        <w:t>B. It isolates flows so cheaters and RTT differences have less impact on others</w:t>
       </w:r>
     </w:p>
     <w:p>
@@ -1927,7 +1895,7 @@
         <w:spacing w:line="240" w:lineRule="auto"/>
       </w:pPr>
       <w:r>
-        <w:t>C. Inability to distinguish ACKs from data packets</w:t>
+        <w:t>C. It removes the need for congestion control at end hosts</w:t>
       </w:r>
     </w:p>
     <w:p>
@@ -1940,7 +1908,7 @@
         <w:spacing w:line="240" w:lineRule="auto"/>
       </w:pPr>
       <w:r>
-        <w:t>D. Excessive corruption due to noisy links</w:t>
+        <w:t>D. It is simpler to implement than FIFO</w:t>
       </w:r>
     </w:p>
     <w:p>
@@ -1956,15 +1924,7 @@
         <w:spacing w:after="0" w:line="240" w:lineRule="auto"/>
       </w:pPr>
       <w:r>
-        <w:t xml:space="preserve">28. Which property of fair </w:t>
-      </w:r>
-      <w:proofErr w:type="gramStart"/>
-      <w:r>
-        <w:t>queuing</w:t>
-      </w:r>
-      <w:proofErr w:type="gramEnd"/>
-      <w:r>
-        <w:t xml:space="preserve"> is highlighted as a benefit over simple FIFO queues?</w:t>
+        <w:t>29. What is the core idea behind Explicit Congestion Notification (ECN)?</w:t>
       </w:r>
     </w:p>
     <w:p>
@@ -1977,7 +1937,7 @@
         <w:spacing w:line="240" w:lineRule="auto"/>
       </w:pPr>
       <w:r>
-        <w:t>A. It guarantees zero congestion on all links</w:t>
+        <w:t>A. Routers silently drop packets earlier than usual</w:t>
       </w:r>
     </w:p>
     <w:p>
@@ -1990,7 +1950,7 @@
         <w:spacing w:line="240" w:lineRule="auto"/>
       </w:pPr>
       <w:r>
-        <w:t>B. It isolates flows so cheaters and RTT differences have less impact on others</w:t>
+        <w:t>B. Routers set a bit in packet headers to warn of impending congestion before loss</w:t>
       </w:r>
     </w:p>
     <w:p>
@@ -2003,7 +1963,7 @@
         <w:spacing w:line="240" w:lineRule="auto"/>
       </w:pPr>
       <w:r>
-        <w:t>C. It removes the need for congestion control at end hosts</w:t>
+        <w:t>C. Senders mark packets to request higher priority</w:t>
       </w:r>
     </w:p>
     <w:p>
@@ -2016,7 +1976,7 @@
         <w:spacing w:line="240" w:lineRule="auto"/>
       </w:pPr>
       <w:r>
-        <w:t>D. It is simpler to implement than FIFO</w:t>
+        <w:t>D. Receivers estimate congestion by measuring jitter</w:t>
       </w:r>
     </w:p>
     <w:p>
@@ -2032,7 +1992,8 @@
         <w:spacing w:after="0" w:line="240" w:lineRule="auto"/>
       </w:pPr>
       <w:r>
-        <w:t>29. What is the core idea behind Explicit Congestion Notification (ECN)?</w:t>
+        <w:lastRenderedPageBreak/>
+        <w:t>30. Why are congestion control and reliability described as "intertwined" in classic TCP?</w:t>
       </w:r>
     </w:p>
     <w:p>
@@ -2045,7 +2006,7 @@
         <w:spacing w:line="240" w:lineRule="auto"/>
       </w:pPr>
       <w:r>
-        <w:t>A. Routers silently drop packets earlier than usual</w:t>
+        <w:t>A. Both functions are implemented in routers only</w:t>
       </w:r>
     </w:p>
     <w:p>
@@ -2058,7 +2019,7 @@
         <w:spacing w:line="240" w:lineRule="auto"/>
       </w:pPr>
       <w:r>
-        <w:t>B. Routers set a bit in packet headers to warn of impending congestion before loss</w:t>
+        <w:t>B. Congestion windows, ACKs, and timeouts are used simultaneously for rate control and detecting loss</w:t>
       </w:r>
     </w:p>
     <w:p>
@@ -2071,7 +2032,7 @@
         <w:spacing w:line="240" w:lineRule="auto"/>
       </w:pPr>
       <w:r>
-        <w:t>C. Senders mark packets to request higher priority</w:t>
+        <w:t>C. Reliability is implemented at the application layer but depends on router ECN</w:t>
       </w:r>
     </w:p>
     <w:p>
@@ -2084,7 +2045,7 @@
         <w:spacing w:line="240" w:lineRule="auto"/>
       </w:pPr>
       <w:r>
-        <w:t>D. Receivers estimate congestion by measuring jitter</w:t>
+        <w:t>D. Congestion control requires forward error correction instead of retransmission</w:t>
       </w:r>
     </w:p>
     <w:p>
@@ -2097,83 +2058,6 @@
     </w:p>
     <w:p>
       <w:pPr>
-        <w:spacing w:after="0" w:line="240" w:lineRule="auto"/>
-      </w:pPr>
-      <w:r>
-        <w:t>30. Why are congestion control and reliability described as "intertwined" in classic TCP?</w:t>
-      </w:r>
-    </w:p>
-    <w:p>
-      <w:pPr>
-        <w:pStyle w:val="ListBullet"/>
-        <w:numPr>
-          <w:ilvl w:val="0"/>
-          <w:numId w:val="0"/>
-        </w:numPr>
-        <w:spacing w:line="240" w:lineRule="auto"/>
-      </w:pPr>
-      <w:r>
-        <w:lastRenderedPageBreak/>
-        <w:t xml:space="preserve">A. Both functions are implemented </w:t>
-      </w:r>
-      <w:proofErr w:type="gramStart"/>
-      <w:r>
-        <w:t>in</w:t>
-      </w:r>
-      <w:proofErr w:type="gramEnd"/>
-      <w:r>
-        <w:t xml:space="preserve"> routers only</w:t>
-      </w:r>
-    </w:p>
-    <w:p>
-      <w:pPr>
-        <w:pStyle w:val="ListBullet"/>
-        <w:numPr>
-          <w:ilvl w:val="0"/>
-          <w:numId w:val="0"/>
-        </w:numPr>
-        <w:spacing w:line="240" w:lineRule="auto"/>
-      </w:pPr>
-      <w:r>
-        <w:t>B. Congestion windows, ACKs, and timeouts are used simultaneously for rate control and detecting loss</w:t>
-      </w:r>
-    </w:p>
-    <w:p>
-      <w:pPr>
-        <w:pStyle w:val="ListBullet"/>
-        <w:numPr>
-          <w:ilvl w:val="0"/>
-          <w:numId w:val="0"/>
-        </w:numPr>
-        <w:spacing w:line="240" w:lineRule="auto"/>
-      </w:pPr>
-      <w:r>
-        <w:t>C. Reliability is implemented at the application layer but depends on router ECN</w:t>
-      </w:r>
-    </w:p>
-    <w:p>
-      <w:pPr>
-        <w:pStyle w:val="ListBullet"/>
-        <w:numPr>
-          <w:ilvl w:val="0"/>
-          <w:numId w:val="0"/>
-        </w:numPr>
-        <w:spacing w:line="240" w:lineRule="auto"/>
-      </w:pPr>
-      <w:r>
-        <w:t>D. Congestion control requires forward error correction instead of retransmission</w:t>
-      </w:r>
-    </w:p>
-    <w:p>
-      <w:pPr>
-        <w:spacing w:line="240" w:lineRule="auto"/>
-      </w:pPr>
-      <w:r>
-        <w:t>ANS:</w:t>
-      </w:r>
-    </w:p>
-    <w:p>
-      <w:pPr>
         <w:spacing w:after="0"/>
       </w:pPr>
       <w:r>
@@ -2183,98 +2067,7 @@
         <w:t>1</w:t>
       </w:r>
       <w:r>
-        <w:t>. Why can opening many parallel TCP connections be considered a cheating strategy?</w:t>
-      </w:r>
-    </w:p>
-    <w:p>
-      <w:pPr>
-        <w:pStyle w:val="ListBullet"/>
-        <w:numPr>
-          <w:ilvl w:val="0"/>
-          <w:numId w:val="0"/>
-        </w:numPr>
-      </w:pPr>
-      <w:r>
-        <w:t xml:space="preserve">A. Because TCP shares </w:t>
-      </w:r>
-      <w:proofErr w:type="gramStart"/>
-      <w:r>
-        <w:t>bandwidth per host</w:t>
-      </w:r>
-      <w:proofErr w:type="gramEnd"/>
-      <w:r>
-        <w:t xml:space="preserve"> rather than per connection, so multiple connections are treated as one</w:t>
-      </w:r>
-    </w:p>
-    <w:p>
-      <w:pPr>
-        <w:pStyle w:val="ListBullet"/>
-        <w:numPr>
-          <w:ilvl w:val="0"/>
-          <w:numId w:val="0"/>
-        </w:numPr>
-      </w:pPr>
-      <w:r>
-        <w:t xml:space="preserve">B. Because each connection receives its own share of </w:t>
-      </w:r>
-      <w:proofErr w:type="gramStart"/>
-      <w:r>
-        <w:t>bandwidth, so</w:t>
-      </w:r>
-      <w:proofErr w:type="gramEnd"/>
-      <w:r>
-        <w:t xml:space="preserve"> a user with many connections captures more total bandwidth than a user with one</w:t>
-      </w:r>
-    </w:p>
-    <w:p>
-      <w:pPr>
-        <w:pStyle w:val="ListBullet"/>
-        <w:numPr>
-          <w:ilvl w:val="0"/>
-          <w:numId w:val="0"/>
-        </w:numPr>
-      </w:pPr>
-      <w:r>
-        <w:t>C. Because routers automatically deprioritize packets from users with multiple simultaneous flows</w:t>
-      </w:r>
-    </w:p>
-    <w:p>
-      <w:pPr>
-        <w:pStyle w:val="ListBullet"/>
-        <w:numPr>
-          <w:ilvl w:val="0"/>
-          <w:numId w:val="0"/>
-        </w:numPr>
-      </w:pPr>
-      <w:r>
-        <w:t>D. Because duplicate ACK detection is disabled across parallel connections</w:t>
-      </w:r>
-    </w:p>
-    <w:p>
-      <w:r>
-        <w:t>ANS:</w:t>
-      </w:r>
-    </w:p>
-    <w:p>
-      <w:pPr>
-        <w:spacing w:after="0"/>
-      </w:pPr>
-      <w:r>
-        <w:t>3</w:t>
-      </w:r>
-      <w:r>
-        <w:t>2</w:t>
-      </w:r>
-      <w:r>
-        <w:t xml:space="preserve">. In the max-min fairness example with total capacity C = 10 and demands A = 8, B = 6, C = 2, what is the correct </w:t>
-      </w:r>
-      <w:proofErr w:type="gramStart"/>
-      <w:r>
-        <w:t>max-min</w:t>
-      </w:r>
-      <w:proofErr w:type="gramEnd"/>
-      <w:r>
-        <w:t xml:space="preserve"> fair allocation?</w:t>
+        <w:t>. In the max-min fairness example with total capacity C = 10 and demands A = 8, B = 6, C = 2, what is the correct max-min fair allocation?</w:t>
       </w:r>
     </w:p>
     <w:p>

--- a/Quiz/Lecture 12-13 Quiz.docx
+++ b/Quiz/Lecture 12-13 Quiz.docx
@@ -204,7 +204,15 @@
         <w:spacing w:line="240" w:lineRule="auto"/>
       </w:pPr>
       <w:r>
-        <w:t>A. It chooses which routing paths packets follow</w:t>
+        <w:t xml:space="preserve">A. It chooses which </w:t>
+      </w:r>
+      <w:proofErr w:type="gramStart"/>
+      <w:r>
+        <w:t>routing</w:t>
+      </w:r>
+      <w:proofErr w:type="gramEnd"/>
+      <w:r>
+        <w:t xml:space="preserve"> paths packets follow</w:t>
       </w:r>
     </w:p>
     <w:p>
@@ -424,7 +432,15 @@
         <w:spacing w:line="240" w:lineRule="auto"/>
       </w:pPr>
       <w:r>
-        <w:t>C. Fair queuing, ECN marking, and bufferbloat detection</w:t>
+        <w:t xml:space="preserve">C. Fair queuing, ECN marking, and </w:t>
+      </w:r>
+      <w:proofErr w:type="spellStart"/>
+      <w:r>
+        <w:t>bufferbloat</w:t>
+      </w:r>
+      <w:proofErr w:type="spellEnd"/>
+      <w:r>
+        <w:t xml:space="preserve"> detection</w:t>
       </w:r>
     </w:p>
     <w:p>
@@ -525,10 +541,7 @@
         <w:spacing w:after="0"/>
       </w:pPr>
       <w:r>
-        <w:t>8</w:t>
-      </w:r>
-      <w:r>
-        <w:t>. Why can opening many parallel TCP connections be considered a cheating strategy?</w:t>
+        <w:t>8. Why can opening many parallel TCP connections be considered a cheating strategy?</w:t>
       </w:r>
     </w:p>
     <w:p>
@@ -540,7 +553,15 @@
         </w:numPr>
       </w:pPr>
       <w:r>
-        <w:t>A. Because TCP shares bandwidth per host rather than per connection, so multiple connections are treated as one</w:t>
+        <w:t xml:space="preserve">A. Because TCP shares </w:t>
+      </w:r>
+      <w:proofErr w:type="gramStart"/>
+      <w:r>
+        <w:t>bandwidth per host</w:t>
+      </w:r>
+      <w:proofErr w:type="gramEnd"/>
+      <w:r>
+        <w:t xml:space="preserve"> rather than per connection, so multiple connections are treated as one</w:t>
       </w:r>
     </w:p>
     <w:p>
@@ -552,7 +573,15 @@
         </w:numPr>
       </w:pPr>
       <w:r>
-        <w:t>B. Because each connection receives its own share of bandwidth, so a user with many connections captures more total bandwidth than a user with one</w:t>
+        <w:t xml:space="preserve">B. Because each connection receives its own share of </w:t>
+      </w:r>
+      <w:proofErr w:type="gramStart"/>
+      <w:r>
+        <w:t>bandwidth, so</w:t>
+      </w:r>
+      <w:proofErr w:type="gramEnd"/>
+      <w:r>
+        <w:t xml:space="preserve"> a user with many connections captures more total bandwidth than a user with one</w:t>
       </w:r>
     </w:p>
     <w:p>
@@ -757,7 +786,15 @@
         <w:spacing w:line="240" w:lineRule="auto"/>
       </w:pPr>
       <w:r>
-        <w:t>B. AIMD is the only scheme that converges to a fair allocation</w:t>
+        <w:t xml:space="preserve">B. AIMD is the only scheme that converges </w:t>
+      </w:r>
+      <w:proofErr w:type="gramStart"/>
+      <w:r>
+        <w:t>to</w:t>
+      </w:r>
+      <w:proofErr w:type="gramEnd"/>
+      <w:r>
+        <w:t xml:space="preserve"> a fair allocation</w:t>
       </w:r>
     </w:p>
     <w:p>
@@ -871,7 +908,15 @@
         <w:spacing w:after="0"/>
       </w:pPr>
       <w:r>
-        <w:t>13. What is a major benefit of Explicit Congestion Notification (ECN) over pure loss-based congestion signaling?</w:t>
+        <w:t xml:space="preserve">13. What is </w:t>
+      </w:r>
+      <w:proofErr w:type="gramStart"/>
+      <w:r>
+        <w:t>a major</w:t>
+      </w:r>
+      <w:proofErr w:type="gramEnd"/>
+      <w:r>
+        <w:t xml:space="preserve"> benefit of Explicit Congestion Notification (ECN) over pure loss-based congestion signaling?</w:t>
       </w:r>
     </w:p>
     <w:p>
@@ -935,7 +980,15 @@
         </w:numPr>
       </w:pPr>
       <w:r>
-        <w:t>A. Because TCP shares bandwidth per host rather than per connection, so multiple connections are treated as one</w:t>
+        <w:t xml:space="preserve">A. Because TCP shares </w:t>
+      </w:r>
+      <w:proofErr w:type="gramStart"/>
+      <w:r>
+        <w:t>bandwidth per host</w:t>
+      </w:r>
+      <w:proofErr w:type="gramEnd"/>
+      <w:r>
+        <w:t xml:space="preserve"> rather than per connection, so multiple connections are treated as one</w:t>
       </w:r>
     </w:p>
     <w:p>
@@ -947,7 +1000,15 @@
         </w:numPr>
       </w:pPr>
       <w:r>
-        <w:t>B. Because each connection receives its own share of bandwidth, so a user with many connections captures more total bandwidth than a user with one</w:t>
+        <w:t xml:space="preserve">B. Because each connection receives its own share of </w:t>
+      </w:r>
+      <w:proofErr w:type="gramStart"/>
+      <w:r>
+        <w:t>bandwidth, so</w:t>
+      </w:r>
+      <w:proofErr w:type="gramEnd"/>
+      <w:r>
+        <w:t xml:space="preserve"> a user with many connections captures more total bandwidth than a user with one</w:t>
       </w:r>
     </w:p>
     <w:p>
@@ -1409,7 +1470,15 @@
         <w:spacing w:line="240" w:lineRule="auto"/>
       </w:pPr>
       <w:r>
-        <w:t>B. SSTHRESH is set to CWND/2 and CWND is set to CWND/2 + 3, then the leftmost unacked packet is retransmitted</w:t>
+        <w:t xml:space="preserve">B. SSTHRESH is set to CWND/2 and CWND is set to CWND/2 + 3, then the leftmost </w:t>
+      </w:r>
+      <w:proofErr w:type="spellStart"/>
+      <w:r>
+        <w:t>unacked</w:t>
+      </w:r>
+      <w:proofErr w:type="spellEnd"/>
+      <w:r>
+        <w:t xml:space="preserve"> packet is retransmitted</w:t>
       </w:r>
     </w:p>
     <w:p>
@@ -1451,7 +1520,15 @@
         <w:spacing w:after="0"/>
       </w:pPr>
       <w:r>
-        <w:t>22. What is a major benefit of Explicit Congestion Notification (ECN) over pure loss-based congestion signaling?</w:t>
+        <w:t xml:space="preserve">22. What is </w:t>
+      </w:r>
+      <w:proofErr w:type="gramStart"/>
+      <w:r>
+        <w:t>a major</w:t>
+      </w:r>
+      <w:proofErr w:type="gramEnd"/>
+      <w:r>
+        <w:t xml:space="preserve"> benefit of Explicit Congestion Notification (ECN) over pure loss-based congestion signaling?</w:t>
       </w:r>
     </w:p>
     <w:p>
@@ -1538,8 +1615,13 @@
         <w:spacing w:line="240" w:lineRule="auto"/>
       </w:pPr>
       <w:r>
-        <w:t>B. Exactly one packet is lost whenever CWND exceeds a fixed Wmax</w:t>
-      </w:r>
+        <w:t xml:space="preserve">B. Exactly one packet is lost whenever CWND exceeds a fixed </w:t>
+      </w:r>
+      <w:proofErr w:type="spellStart"/>
+      <w:r>
+        <w:t>Wmax</w:t>
+      </w:r>
+      <w:proofErr w:type="spellEnd"/>
     </w:p>
     <w:p>
       <w:pPr>
@@ -1581,7 +1663,15 @@
         <w:spacing w:after="0" w:line="240" w:lineRule="auto"/>
       </w:pPr>
       <w:r>
-        <w:t>24. Under the derived TCP throughput model, how does average window size relate to Wmax?</w:t>
+        <w:t xml:space="preserve">24. Under the derived TCP throughput model, how does average window size relate to </w:t>
+      </w:r>
+      <w:proofErr w:type="spellStart"/>
+      <w:r>
+        <w:t>Wmax</w:t>
+      </w:r>
+      <w:proofErr w:type="spellEnd"/>
+      <w:r>
+        <w:t>?</w:t>
       </w:r>
     </w:p>
     <w:p>
@@ -1594,8 +1684,13 @@
         <w:spacing w:line="240" w:lineRule="auto"/>
       </w:pPr>
       <w:r>
-        <w:t>A. It equals Wmax</w:t>
-      </w:r>
+        <w:t xml:space="preserve">A. It equals </w:t>
+      </w:r>
+      <w:proofErr w:type="spellStart"/>
+      <w:r>
+        <w:t>Wmax</w:t>
+      </w:r>
+      <w:proofErr w:type="spellEnd"/>
     </w:p>
     <w:p>
       <w:pPr>
@@ -1607,7 +1702,15 @@
         <w:spacing w:line="240" w:lineRule="auto"/>
       </w:pPr>
       <w:r>
-        <w:t>B. It equals Wmax/2</w:t>
+        <w:t xml:space="preserve">B. It equals </w:t>
+      </w:r>
+      <w:proofErr w:type="spellStart"/>
+      <w:r>
+        <w:t>Wmax</w:t>
+      </w:r>
+      <w:proofErr w:type="spellEnd"/>
+      <w:r>
+        <w:t>/2</w:t>
       </w:r>
     </w:p>
     <w:p>
@@ -1620,8 +1723,13 @@
         <w:spacing w:line="240" w:lineRule="auto"/>
       </w:pPr>
       <w:r>
-        <w:t>C. It equals 3/4 · Wmax</w:t>
-      </w:r>
+        <w:t xml:space="preserve">C. It equals 3/4 · </w:t>
+      </w:r>
+      <w:proofErr w:type="spellStart"/>
+      <w:r>
+        <w:t>Wmax</w:t>
+      </w:r>
+      <w:proofErr w:type="spellEnd"/>
     </w:p>
     <w:p>
       <w:pPr>
@@ -1633,8 +1741,13 @@
         <w:spacing w:line="240" w:lineRule="auto"/>
       </w:pPr>
       <w:r>
-        <w:t>D. It equals 2 · Wmax</w:t>
-      </w:r>
+        <w:t xml:space="preserve">D. It equals 2 · </w:t>
+      </w:r>
+      <w:proofErr w:type="spellStart"/>
+      <w:r>
+        <w:t>Wmax</w:t>
+      </w:r>
+      <w:proofErr w:type="spellEnd"/>
     </w:p>
     <w:p>
       <w:pPr>
@@ -1717,7 +1830,15 @@
         <w:spacing w:after="0" w:line="240" w:lineRule="auto"/>
       </w:pPr>
       <w:r>
-        <w:t>26. Why do short TCP connections often suffer higher latency than long ones?</w:t>
+        <w:t xml:space="preserve">26. Why do short TCP connections often </w:t>
+      </w:r>
+      <w:proofErr w:type="gramStart"/>
+      <w:r>
+        <w:t>suffer</w:t>
+      </w:r>
+      <w:proofErr w:type="gramEnd"/>
+      <w:r>
+        <w:t xml:space="preserve"> higher latency than long ones?</w:t>
       </w:r>
     </w:p>
     <w:p>
@@ -1788,7 +1909,15 @@
         <w:spacing w:after="0" w:line="240" w:lineRule="auto"/>
       </w:pPr>
       <w:r>
-        <w:t>27. What problem does bufferbloat create in TCP networks?</w:t>
+        <w:t xml:space="preserve">27. What problem does </w:t>
+      </w:r>
+      <w:proofErr w:type="spellStart"/>
+      <w:r>
+        <w:t>bufferbloat</w:t>
+      </w:r>
+      <w:proofErr w:type="spellEnd"/>
+      <w:r>
+        <w:t xml:space="preserve"> create in TCP networks?</w:t>
       </w:r>
     </w:p>
     <w:p>
@@ -1856,7 +1985,15 @@
         <w:spacing w:after="0" w:line="240" w:lineRule="auto"/>
       </w:pPr>
       <w:r>
-        <w:t>28. Which property of fair queuing is highlighted as a benefit over simple FIFO queues?</w:t>
+        <w:t xml:space="preserve">28. Which property of fair </w:t>
+      </w:r>
+      <w:proofErr w:type="gramStart"/>
+      <w:r>
+        <w:t>queuing</w:t>
+      </w:r>
+      <w:proofErr w:type="gramEnd"/>
+      <w:r>
+        <w:t xml:space="preserve"> is highlighted as a benefit over simple FIFO queues?</w:t>
       </w:r>
     </w:p>
     <w:p>
@@ -2006,7 +2143,15 @@
         <w:spacing w:line="240" w:lineRule="auto"/>
       </w:pPr>
       <w:r>
-        <w:t>A. Both functions are implemented in routers only</w:t>
+        <w:t xml:space="preserve">A. Both functions are implemented </w:t>
+      </w:r>
+      <w:proofErr w:type="gramStart"/>
+      <w:r>
+        <w:t>in</w:t>
+      </w:r>
+      <w:proofErr w:type="gramEnd"/>
+      <w:r>
+        <w:t xml:space="preserve"> routers only</w:t>
       </w:r>
     </w:p>
     <w:p>
@@ -2119,6 +2264,145 @@
       </w:r>
     </w:p>
     <w:p>
+      <w:pPr>
+        <w:rPr>
+          <w:rFonts w:eastAsia="宋体"/>
+          <w:lang w:eastAsia="zh-CN"/>
+        </w:rPr>
+      </w:pPr>
+      <w:r>
+        <w:t>ANS:</w:t>
+      </w:r>
+    </w:p>
+    <w:p>
+      <w:pPr>
+        <w:spacing w:after="0"/>
+        <w:rPr>
+          <w:rFonts w:eastAsia="宋体"/>
+          <w:lang w:eastAsia="zh-CN"/>
+        </w:rPr>
+      </w:pPr>
+      <w:r>
+        <w:rPr>
+          <w:rFonts w:eastAsia="宋体"/>
+          <w:lang w:eastAsia="zh-CN"/>
+        </w:rPr>
+        <w:t>3</w:t>
+      </w:r>
+      <w:r>
+        <w:rPr>
+          <w:rFonts w:eastAsia="宋体" w:hint="eastAsia"/>
+          <w:lang w:eastAsia="zh-CN"/>
+        </w:rPr>
+        <w:t>2.</w:t>
+      </w:r>
+      <w:r>
+        <w:rPr>
+          <w:rFonts w:eastAsia="宋体"/>
+          <w:lang w:eastAsia="zh-CN"/>
+        </w:rPr>
+        <w:t xml:space="preserve"> What does a TCP receiver do when it receives 2 identical duplicate packets, both with sequence number 50?</w:t>
+      </w:r>
+    </w:p>
+    <w:p>
+      <w:pPr>
+        <w:spacing w:after="0"/>
+        <w:rPr>
+          <w:rFonts w:eastAsia="宋体"/>
+          <w:lang w:eastAsia="zh-CN"/>
+        </w:rPr>
+      </w:pPr>
+      <w:r>
+        <w:rPr>
+          <w:rFonts w:eastAsia="宋体" w:hint="eastAsia"/>
+          <w:lang w:eastAsia="zh-CN"/>
+        </w:rPr>
+        <w:t xml:space="preserve">A. </w:t>
+      </w:r>
+      <w:r>
+        <w:rPr>
+          <w:rFonts w:eastAsia="宋体"/>
+          <w:lang w:eastAsia="zh-CN"/>
+        </w:rPr>
+        <w:t>Send one packet with ACK number 50.</w:t>
+      </w:r>
+    </w:p>
+    <w:p>
+      <w:pPr>
+        <w:spacing w:after="0"/>
+        <w:rPr>
+          <w:rFonts w:eastAsia="宋体"/>
+          <w:lang w:eastAsia="zh-CN"/>
+        </w:rPr>
+      </w:pPr>
+      <w:r>
+        <w:rPr>
+          <w:rFonts w:eastAsia="宋体" w:hint="eastAsia"/>
+          <w:lang w:eastAsia="zh-CN"/>
+        </w:rPr>
+        <w:t xml:space="preserve">B. </w:t>
+      </w:r>
+      <w:r>
+        <w:rPr>
+          <w:rFonts w:eastAsia="宋体"/>
+          <w:lang w:eastAsia="zh-CN"/>
+        </w:rPr>
+        <w:t>Send one packet with ACK number 51.</w:t>
+      </w:r>
+    </w:p>
+    <w:p>
+      <w:pPr>
+        <w:spacing w:after="0"/>
+        <w:rPr>
+          <w:rFonts w:eastAsia="宋体"/>
+          <w:lang w:eastAsia="zh-CN"/>
+        </w:rPr>
+      </w:pPr>
+      <w:r>
+        <w:rPr>
+          <w:rFonts w:eastAsia="宋体" w:hint="eastAsia"/>
+          <w:lang w:eastAsia="zh-CN"/>
+        </w:rPr>
+        <w:t xml:space="preserve">C. </w:t>
+      </w:r>
+      <w:r>
+        <w:rPr>
+          <w:rFonts w:eastAsia="宋体"/>
+          <w:lang w:eastAsia="zh-CN"/>
+        </w:rPr>
+        <w:t>Send two packets with ACK number 50.</w:t>
+      </w:r>
+    </w:p>
+    <w:p>
+      <w:pPr>
+        <w:rPr>
+          <w:rFonts w:eastAsia="宋体"/>
+          <w:lang w:eastAsia="zh-CN"/>
+        </w:rPr>
+      </w:pPr>
+      <w:r>
+        <w:rPr>
+          <w:rFonts w:eastAsia="宋体" w:hint="eastAsia"/>
+          <w:lang w:eastAsia="zh-CN"/>
+        </w:rPr>
+        <w:t xml:space="preserve">D. </w:t>
+      </w:r>
+      <w:r>
+        <w:rPr>
+          <w:rFonts w:eastAsia="宋体"/>
+          <w:lang w:eastAsia="zh-CN"/>
+        </w:rPr>
+        <w:t>Send two packets with ACK number 51</w:t>
+      </w:r>
+    </w:p>
+    <w:p>
+      <w:pPr>
+        <w:spacing w:after="0"/>
+        <w:rPr>
+          <w:rFonts w:eastAsia="宋体" w:hint="eastAsia"/>
+          <w:lang w:eastAsia="zh-CN"/>
+        </w:rPr>
+      </w:pPr>
       <w:r>
         <w:t>ANS:</w:t>
       </w:r>
